--- a/policies/aec/BYOD-Policy-AEC.docx
+++ b/policies/aec/BYOD-Policy-AEC.docx
@@ -321,108 +321,168 @@
         <w:t>BYOD is not automatic. You need IT approval before using a personal device for firm work.</w:t>
       </w:r>
     </w:p>
+    <w:tbl>
+      <w:tblPr>
+        <w:jc w:val="center"/>
+        <w:tblLook w:firstColumn="1" w:firstRow="1" w:lastColumn="0" w:lastRow="0" w:noHBand="0" w:noVBand="1" w:val="04A0"/>
+        <w:tblW w:w="9360" w:type="dxa"/>
+      </w:tblPr>
+      <w:tblGrid>
+        <w:gridCol w:w="9360"/>
+      </w:tblGrid>
+      <w:tr>
+        <w:tc>
+          <w:tcPr>
+            <w:tcW w:type="dxa" w:w="9360"/>
+            <w:shd w:fill="E8F4E8" w:val="clear"/>
+            <w:tcBorders>
+              <w:left w:val="single" w:sz="24" w:space="0" w:color="2E7D32"/>
+              <w:top w:val="single" w:sz="4" w:space="0" w:color="E8F4E8"/>
+              <w:bottom w:val="single" w:sz="4" w:space="0" w:color="E8F4E8"/>
+              <w:right w:val="single" w:sz="4" w:space="0" w:color="E8F4E8"/>
+            </w:tcBorders>
+          </w:tcPr>
+          <w:p>
+            <w:pPr>
+              <w:spacing w:before="80" w:after="120"/>
+            </w:pPr>
+            <w:r>
+              <w:rPr>
+                <w:rFonts w:ascii="Arial" w:hAnsi="Arial"/>
+                <w:b/>
+                <w:i w:val="0"/>
+                <w:color w:val="2E7D32"/>
+                <w:sz w:val="21"/>
+              </w:rPr>
+              <w:t>Firm administrators</w:t>
+            </w:r>
+          </w:p>
+          <w:p>
+            <w:pPr>
+              <w:spacing w:before="40" w:after="40"/>
+            </w:pPr>
+            <w:r>
+              <w:rPr>
+                <w:rFonts w:ascii="Arial" w:hAnsi="Arial"/>
+                <w:b w:val="0"/>
+                <w:i w:val="0"/>
+                <w:color w:val="333333"/>
+                <w:sz w:val="20"/>
+              </w:rPr>
+              <w:t>Define who is eligible for BYOD. Options to consider:</w:t>
+            </w:r>
+          </w:p>
+          <w:p>
+            <w:pPr>
+              <w:spacing w:before="40" w:after="40"/>
+              <w:ind w:left="360" w:hanging="216"/>
+            </w:pPr>
+            <w:r>
+              <w:rPr>
+                <w:rFonts w:ascii="Arial" w:hAnsi="Arial"/>
+                <w:b w:val="0"/>
+                <w:i w:val="0"/>
+                <w:color w:val="333333"/>
+                <w:sz w:val="20"/>
+              </w:rPr>
+              <w:t xml:space="preserve">• </w:t>
+            </w:r>
+            <w:r>
+              <w:rPr>
+                <w:rFonts w:ascii="Arial" w:hAnsi="Arial"/>
+                <w:b w:val="0"/>
+                <w:i w:val="0"/>
+                <w:color w:val="333333"/>
+                <w:sz w:val="20"/>
+              </w:rPr>
+              <w:t>All employees by default, after signing this policy</w:t>
+            </w:r>
+          </w:p>
+          <w:p>
+            <w:pPr>
+              <w:spacing w:before="40" w:after="40"/>
+              <w:ind w:left="360" w:hanging="216"/>
+            </w:pPr>
+            <w:r>
+              <w:rPr>
+                <w:rFonts w:ascii="Arial" w:hAnsi="Arial"/>
+                <w:b w:val="0"/>
+                <w:i w:val="0"/>
+                <w:color w:val="333333"/>
+                <w:sz w:val="20"/>
+              </w:rPr>
+              <w:t xml:space="preserve">• </w:t>
+            </w:r>
+            <w:r>
+              <w:rPr>
+                <w:rFonts w:ascii="Arial" w:hAnsi="Arial"/>
+                <w:b w:val="0"/>
+                <w:i w:val="0"/>
+                <w:color w:val="333333"/>
+                <w:sz w:val="20"/>
+              </w:rPr>
+              <w:t>Only employees at a certain level or above</w:t>
+            </w:r>
+          </w:p>
+          <w:p>
+            <w:pPr>
+              <w:spacing w:before="40" w:after="40"/>
+              <w:ind w:left="360" w:hanging="216"/>
+            </w:pPr>
+            <w:r>
+              <w:rPr>
+                <w:rFonts w:ascii="Arial" w:hAnsi="Arial"/>
+                <w:b w:val="0"/>
+                <w:i w:val="0"/>
+                <w:color w:val="333333"/>
+                <w:sz w:val="20"/>
+              </w:rPr>
+              <w:t xml:space="preserve">• </w:t>
+            </w:r>
+            <w:r>
+              <w:rPr>
+                <w:rFonts w:ascii="Arial" w:hAnsi="Arial"/>
+                <w:b w:val="0"/>
+                <w:i w:val="0"/>
+                <w:color w:val="333333"/>
+                <w:sz w:val="20"/>
+              </w:rPr>
+              <w:t>Case-by-case approval based on role and project requirements</w:t>
+            </w:r>
+          </w:p>
+          <w:p>
+            <w:pPr>
+              <w:spacing w:before="40" w:after="40"/>
+              <w:ind w:left="360" w:hanging="216"/>
+            </w:pPr>
+            <w:r>
+              <w:rPr>
+                <w:rFonts w:ascii="Arial" w:hAnsi="Arial"/>
+                <w:b w:val="0"/>
+                <w:i w:val="0"/>
+                <w:color w:val="333333"/>
+                <w:sz w:val="20"/>
+              </w:rPr>
+              <w:t xml:space="preserve">• </w:t>
+            </w:r>
+            <w:r>
+              <w:rPr>
+                <w:rFonts w:ascii="Arial" w:hAnsi="Arial"/>
+                <w:b w:val="0"/>
+                <w:i w:val="0"/>
+                <w:color w:val="333333"/>
+                <w:sz w:val="20"/>
+              </w:rPr>
+              <w:t>Contractors and subconsultants allowed for email/calendar only, not project data</w:t>
+            </w:r>
+          </w:p>
+        </w:tc>
+      </w:tr>
+    </w:tbl>
     <w:p>
       <w:pPr>
-        <w:spacing w:before="80" w:after="80"/>
-        <w:ind w:left="360"/>
+        <w:spacing w:before="40" w:after="40"/>
       </w:pPr>
-      <w:r>
-        <w:rPr>
-          <w:rFonts w:ascii="Arial" w:hAnsi="Arial"/>
-          <w:b w:val="0"/>
-          <w:i/>
-          <w:color w:val="666666"/>
-          <w:sz w:val="20"/>
-        </w:rPr>
-      </w:r>
-      <w:r>
-        <w:rPr>
-          <w:rFonts w:ascii="Arial" w:hAnsi="Arial"/>
-          <w:b/>
-          <w:i w:val="0"/>
-          <w:color w:val="666666"/>
-          <w:sz w:val="20"/>
-        </w:rPr>
-        <w:t>Firms:</w:t>
-      </w:r>
-      <w:r>
-        <w:rPr>
-          <w:rFonts w:ascii="Arial" w:hAnsi="Arial"/>
-          <w:b w:val="0"/>
-          <w:i/>
-          <w:color w:val="666666"/>
-          <w:sz w:val="20"/>
-        </w:rPr>
-        <w:t xml:space="preserve"> Define who is eligible for BYOD. Options to consider:</w:t>
-      </w:r>
-    </w:p>
-    <w:p>
-      <w:pPr>
-        <w:pStyle w:val="ListBullet"/>
-        <w:spacing w:before="40" w:after="40"/>
-        <w:ind w:left="1080"/>
-      </w:pPr>
-      <w:r>
-        <w:rPr>
-          <w:rFonts w:ascii="Arial" w:hAnsi="Arial"/>
-          <w:b w:val="0"/>
-          <w:i/>
-          <w:color w:val="666666"/>
-          <w:sz w:val="20"/>
-        </w:rPr>
-        <w:t>All employees by default, after signing this policy</w:t>
-      </w:r>
-    </w:p>
-    <w:p>
-      <w:pPr>
-        <w:pStyle w:val="ListBullet"/>
-        <w:spacing w:before="40" w:after="40"/>
-        <w:ind w:left="1080"/>
-      </w:pPr>
-      <w:r>
-        <w:rPr>
-          <w:rFonts w:ascii="Arial" w:hAnsi="Arial"/>
-          <w:b w:val="0"/>
-          <w:i/>
-          <w:color w:val="666666"/>
-          <w:sz w:val="20"/>
-        </w:rPr>
-        <w:t>Only employees at a certain level or above</w:t>
-      </w:r>
-    </w:p>
-    <w:p>
-      <w:pPr>
-        <w:pStyle w:val="ListBullet"/>
-        <w:spacing w:before="40" w:after="40"/>
-        <w:ind w:left="1080"/>
-      </w:pPr>
-      <w:r>
-        <w:rPr>
-          <w:rFonts w:ascii="Arial" w:hAnsi="Arial"/>
-          <w:b w:val="0"/>
-          <w:i/>
-          <w:color w:val="666666"/>
-          <w:sz w:val="20"/>
-        </w:rPr>
-        <w:t>Case-by-case approval based on role and project requirements</w:t>
-      </w:r>
-    </w:p>
-    <w:p>
-      <w:pPr>
-        <w:pStyle w:val="ListBullet"/>
-        <w:spacing w:before="40" w:after="40"/>
-        <w:ind w:left="1080"/>
-      </w:pPr>
-      <w:r>
-        <w:rPr>
-          <w:rFonts w:ascii="Arial" w:hAnsi="Arial"/>
-          <w:b w:val="0"/>
-          <w:i/>
-          <w:color w:val="666666"/>
-          <w:sz w:val="20"/>
-        </w:rPr>
-        <w:t>Contractors and subconsultants allowed for email/calendar only, not project data</w:t>
-      </w:r>
     </w:p>
     <w:p>
       <w:pPr>
@@ -863,148 +923,199 @@
         <w:t>4.3 — Device Management</w:t>
       </w:r>
     </w:p>
+    <w:tbl>
+      <w:tblPr>
+        <w:jc w:val="center"/>
+        <w:tblLook w:firstColumn="1" w:firstRow="1" w:lastColumn="0" w:lastRow="0" w:noHBand="0" w:noVBand="1" w:val="04A0"/>
+        <w:tblW w:w="9360" w:type="dxa"/>
+      </w:tblPr>
+      <w:tblGrid>
+        <w:gridCol w:w="9360"/>
+      </w:tblGrid>
+      <w:tr>
+        <w:tc>
+          <w:tcPr>
+            <w:tcW w:type="dxa" w:w="9360"/>
+            <w:shd w:fill="E8F4E8" w:val="clear"/>
+            <w:tcBorders>
+              <w:left w:val="single" w:sz="24" w:space="0" w:color="2E7D32"/>
+              <w:top w:val="single" w:sz="4" w:space="0" w:color="E8F4E8"/>
+              <w:bottom w:val="single" w:sz="4" w:space="0" w:color="E8F4E8"/>
+              <w:right w:val="single" w:sz="4" w:space="0" w:color="E8F4E8"/>
+            </w:tcBorders>
+          </w:tcPr>
+          <w:p>
+            <w:pPr>
+              <w:spacing w:before="80" w:after="120"/>
+            </w:pPr>
+            <w:r>
+              <w:rPr>
+                <w:rFonts w:ascii="Arial" w:hAnsi="Arial"/>
+                <w:b/>
+                <w:i w:val="0"/>
+                <w:color w:val="2E7D32"/>
+                <w:sz w:val="21"/>
+              </w:rPr>
+              <w:t>Firm administrators</w:t>
+            </w:r>
+          </w:p>
+          <w:p>
+            <w:pPr>
+              <w:spacing w:before="40" w:after="40"/>
+            </w:pPr>
+            <w:r>
+              <w:rPr>
+                <w:rFonts w:ascii="Arial" w:hAnsi="Arial"/>
+                <w:b w:val="0"/>
+                <w:i w:val="0"/>
+                <w:color w:val="333333"/>
+                <w:sz w:val="20"/>
+              </w:rPr>
+              <w:t>Decide whether BYOD devices require a Mobile Device Management (MDM) profile or a lighter-touch approach:</w:t>
+            </w:r>
+          </w:p>
+          <w:p>
+            <w:pPr>
+              <w:spacing w:before="40" w:after="40"/>
+              <w:ind w:left="360" w:hanging="216"/>
+            </w:pPr>
+            <w:r>
+              <w:rPr>
+                <w:rFonts w:ascii="Arial" w:hAnsi="Arial"/>
+                <w:b w:val="0"/>
+                <w:i w:val="0"/>
+                <w:color w:val="333333"/>
+                <w:sz w:val="20"/>
+              </w:rPr>
+              <w:t xml:space="preserve">• </w:t>
+            </w:r>
+            <w:r>
+              <w:rPr>
+                <w:rFonts w:ascii="Arial" w:hAnsi="Arial"/>
+                <w:b w:val="0"/>
+                <w:i w:val="0"/>
+                <w:color w:val="333333"/>
+                <w:sz w:val="20"/>
+              </w:rPr>
+            </w:r>
+            <w:r>
+              <w:rPr>
+                <w:rFonts w:ascii="Arial" w:hAnsi="Arial"/>
+                <w:b/>
+                <w:i w:val="0"/>
+                <w:color w:val="333333"/>
+                <w:sz w:val="20"/>
+              </w:rPr>
+              <w:t>Full MDM enrollment:</w:t>
+            </w:r>
+            <w:r>
+              <w:rPr>
+                <w:rFonts w:ascii="Arial" w:hAnsi="Arial"/>
+                <w:b w:val="0"/>
+                <w:i w:val="0"/>
+                <w:color w:val="333333"/>
+                <w:sz w:val="20"/>
+              </w:rPr>
+              <w:t xml:space="preserve"> IT can enforce policies, push configurations, and remotely wipe the device. Most secure, but employees may be uncomfortable with IT's level of access to a personal device.</w:t>
+            </w:r>
+          </w:p>
+          <w:p>
+            <w:pPr>
+              <w:spacing w:before="40" w:after="40"/>
+              <w:ind w:left="360" w:hanging="216"/>
+            </w:pPr>
+            <w:r>
+              <w:rPr>
+                <w:rFonts w:ascii="Arial" w:hAnsi="Arial"/>
+                <w:b w:val="0"/>
+                <w:i w:val="0"/>
+                <w:color w:val="333333"/>
+                <w:sz w:val="20"/>
+              </w:rPr>
+              <w:t xml:space="preserve">• </w:t>
+            </w:r>
+            <w:r>
+              <w:rPr>
+                <w:rFonts w:ascii="Arial" w:hAnsi="Arial"/>
+                <w:b w:val="0"/>
+                <w:i w:val="0"/>
+                <w:color w:val="333333"/>
+                <w:sz w:val="20"/>
+              </w:rPr>
+            </w:r>
+            <w:r>
+              <w:rPr>
+                <w:rFonts w:ascii="Arial" w:hAnsi="Arial"/>
+                <w:b/>
+                <w:i w:val="0"/>
+                <w:color w:val="333333"/>
+                <w:sz w:val="20"/>
+              </w:rPr>
+              <w:t>Containerized MDM:</w:t>
+            </w:r>
+            <w:r>
+              <w:rPr>
+                <w:rFonts w:ascii="Arial" w:hAnsi="Arial"/>
+                <w:b w:val="0"/>
+                <w:i w:val="0"/>
+                <w:color w:val="333333"/>
+                <w:sz w:val="20"/>
+              </w:rPr>
+              <w:t xml:space="preserve"> IT manages only the work profile/container (Microsoft Intune, Google Workspace endpoint management). Personal data stays private. This is the recommended approach for most AEC firms.</w:t>
+            </w:r>
+          </w:p>
+          <w:p>
+            <w:pPr>
+              <w:spacing w:before="40" w:after="40"/>
+              <w:ind w:left="360" w:hanging="216"/>
+            </w:pPr>
+            <w:r>
+              <w:rPr>
+                <w:rFonts w:ascii="Arial" w:hAnsi="Arial"/>
+                <w:b w:val="0"/>
+                <w:i w:val="0"/>
+                <w:color w:val="333333"/>
+                <w:sz w:val="20"/>
+              </w:rPr>
+              <w:t xml:space="preserve">• </w:t>
+            </w:r>
+            <w:r>
+              <w:rPr>
+                <w:rFonts w:ascii="Arial" w:hAnsi="Arial"/>
+                <w:b w:val="0"/>
+                <w:i w:val="0"/>
+                <w:color w:val="333333"/>
+                <w:sz w:val="20"/>
+              </w:rPr>
+            </w:r>
+            <w:r>
+              <w:rPr>
+                <w:rFonts w:ascii="Arial" w:hAnsi="Arial"/>
+                <w:b/>
+                <w:i w:val="0"/>
+                <w:color w:val="333333"/>
+                <w:sz w:val="20"/>
+              </w:rPr>
+              <w:t>No MDM, policy-only:</w:t>
+            </w:r>
+            <w:r>
+              <w:rPr>
+                <w:rFonts w:ascii="Arial" w:hAnsi="Arial"/>
+                <w:b w:val="0"/>
+                <w:i w:val="0"/>
+                <w:color w:val="333333"/>
+                <w:sz w:val="20"/>
+              </w:rPr>
+              <w:t xml:space="preserve"> Rely on this policy and employee attestation. Least secure, but may be the only practical option for subconsultants and short-term contractors.</w:t>
+            </w:r>
+          </w:p>
+        </w:tc>
+      </w:tr>
+    </w:tbl>
     <w:p>
       <w:pPr>
-        <w:spacing w:before="80" w:after="80"/>
-        <w:ind w:left="360"/>
+        <w:spacing w:before="40" w:after="40"/>
       </w:pPr>
-      <w:r>
-        <w:rPr>
-          <w:rFonts w:ascii="Arial" w:hAnsi="Arial"/>
-          <w:b w:val="0"/>
-          <w:i/>
-          <w:color w:val="666666"/>
-          <w:sz w:val="20"/>
-        </w:rPr>
-      </w:r>
-      <w:r>
-        <w:rPr>
-          <w:rFonts w:ascii="Arial" w:hAnsi="Arial"/>
-          <w:b/>
-          <w:i w:val="0"/>
-          <w:color w:val="666666"/>
-          <w:sz w:val="20"/>
-        </w:rPr>
-        <w:t>Firms:</w:t>
-      </w:r>
-      <w:r>
-        <w:rPr>
-          <w:rFonts w:ascii="Arial" w:hAnsi="Arial"/>
-          <w:b w:val="0"/>
-          <w:i/>
-          <w:color w:val="666666"/>
-          <w:sz w:val="20"/>
-        </w:rPr>
-        <w:t xml:space="preserve"> Decide whether BYOD devices require a Mobile Device Management (MDM) profile or a lighter-touch approach:</w:t>
-      </w:r>
-    </w:p>
-    <w:p>
-      <w:pPr>
-        <w:pStyle w:val="ListBullet"/>
-        <w:spacing w:before="40" w:after="40"/>
-        <w:ind w:left="1080"/>
-      </w:pPr>
-      <w:r>
-        <w:rPr>
-          <w:rFonts w:ascii="Arial" w:hAnsi="Arial"/>
-          <w:b w:val="0"/>
-          <w:i/>
-          <w:color w:val="666666"/>
-          <w:sz w:val="20"/>
-        </w:rPr>
-      </w:r>
-      <w:r>
-        <w:rPr>
-          <w:rFonts w:ascii="Arial" w:hAnsi="Arial"/>
-          <w:b/>
-          <w:i w:val="0"/>
-          <w:color w:val="666666"/>
-          <w:sz w:val="20"/>
-        </w:rPr>
-        <w:t>Full MDM enrollment:</w:t>
-      </w:r>
-      <w:r>
-        <w:rPr>
-          <w:rFonts w:ascii="Arial" w:hAnsi="Arial"/>
-          <w:b w:val="0"/>
-          <w:i/>
-          <w:color w:val="666666"/>
-          <w:sz w:val="20"/>
-        </w:rPr>
-        <w:t xml:space="preserve"> IT can enforce policies, push configurations, and remotely wipe the device. Most secure, but employees may be uncomfortable with IT's level of access to a personal device.</w:t>
-      </w:r>
-    </w:p>
-    <w:p>
-      <w:pPr>
-        <w:pStyle w:val="ListBullet"/>
-        <w:spacing w:before="40" w:after="40"/>
-        <w:ind w:left="1080"/>
-      </w:pPr>
-      <w:r>
-        <w:rPr>
-          <w:rFonts w:ascii="Arial" w:hAnsi="Arial"/>
-          <w:b w:val="0"/>
-          <w:i/>
-          <w:color w:val="666666"/>
-          <w:sz w:val="20"/>
-        </w:rPr>
-      </w:r>
-      <w:r>
-        <w:rPr>
-          <w:rFonts w:ascii="Arial" w:hAnsi="Arial"/>
-          <w:b/>
-          <w:i w:val="0"/>
-          <w:color w:val="666666"/>
-          <w:sz w:val="20"/>
-        </w:rPr>
-        <w:t>Containerized MDM:</w:t>
-      </w:r>
-      <w:r>
-        <w:rPr>
-          <w:rFonts w:ascii="Arial" w:hAnsi="Arial"/>
-          <w:b w:val="0"/>
-          <w:i/>
-          <w:color w:val="666666"/>
-          <w:sz w:val="20"/>
-        </w:rPr>
-        <w:t xml:space="preserve"> IT manages only the work profile/container (Microsoft Intune, Google Workspace endpoint management). Personal data stays private. This is the recommended approach for most AEC firms.</w:t>
-      </w:r>
-    </w:p>
-    <w:p>
-      <w:pPr>
-        <w:pStyle w:val="ListBullet"/>
-        <w:spacing w:before="40" w:after="40"/>
-        <w:ind w:left="1080"/>
-      </w:pPr>
-      <w:r>
-        <w:rPr>
-          <w:rFonts w:ascii="Arial" w:hAnsi="Arial"/>
-          <w:b w:val="0"/>
-          <w:i/>
-          <w:color w:val="666666"/>
-          <w:sz w:val="20"/>
-        </w:rPr>
-      </w:r>
-      <w:r>
-        <w:rPr>
-          <w:rFonts w:ascii="Arial" w:hAnsi="Arial"/>
-          <w:b/>
-          <w:i w:val="0"/>
-          <w:color w:val="666666"/>
-          <w:sz w:val="20"/>
-        </w:rPr>
-        <w:t>No MDM, policy-only:</w:t>
-      </w:r>
-      <w:r>
-        <w:rPr>
-          <w:rFonts w:ascii="Arial" w:hAnsi="Arial"/>
-          <w:b w:val="0"/>
-          <w:i/>
-          <w:color w:val="666666"/>
-          <w:sz w:val="20"/>
-        </w:rPr>
-        <w:t xml:space="preserve"> Rely on this policy and employee attestation. Least secure, but may be the only practical option for subconsultants and short-term contractors.</w:t>
-      </w:r>
     </w:p>
     <w:p>
       <w:pPr>
@@ -1764,40 +1875,64 @@
         <w:t xml:space="preserve"> IT will revoke access to firm accounts (email, VPN, cloud storage) but cannot wipe data already downloaded to the device. You're responsible for deleting any firm data.</w:t>
       </w:r>
     </w:p>
+    <w:tbl>
+      <w:tblPr>
+        <w:jc w:val="center"/>
+        <w:tblLook w:firstColumn="1" w:firstRow="1" w:lastColumn="0" w:lastRow="0" w:noHBand="0" w:noVBand="1" w:val="04A0"/>
+        <w:tblW w:w="9360" w:type="dxa"/>
+      </w:tblPr>
+      <w:tblGrid>
+        <w:gridCol w:w="9360"/>
+      </w:tblGrid>
+      <w:tr>
+        <w:tc>
+          <w:tcPr>
+            <w:tcW w:type="dxa" w:w="9360"/>
+            <w:shd w:fill="E8F4E8" w:val="clear"/>
+            <w:tcBorders>
+              <w:left w:val="single" w:sz="24" w:space="0" w:color="2E7D32"/>
+              <w:top w:val="single" w:sz="4" w:space="0" w:color="E8F4E8"/>
+              <w:bottom w:val="single" w:sz="4" w:space="0" w:color="E8F4E8"/>
+              <w:right w:val="single" w:sz="4" w:space="0" w:color="E8F4E8"/>
+            </w:tcBorders>
+          </w:tcPr>
+          <w:p>
+            <w:pPr>
+              <w:spacing w:before="80" w:after="120"/>
+            </w:pPr>
+            <w:r>
+              <w:rPr>
+                <w:rFonts w:ascii="Arial" w:hAnsi="Arial"/>
+                <w:b/>
+                <w:i w:val="0"/>
+                <w:color w:val="2E7D32"/>
+                <w:sz w:val="21"/>
+              </w:rPr>
+              <w:t>Firm administrators</w:t>
+            </w:r>
+          </w:p>
+          <w:p>
+            <w:pPr>
+              <w:spacing w:before="40" w:after="40"/>
+            </w:pPr>
+            <w:r>
+              <w:rPr>
+                <w:rFonts w:ascii="Arial" w:hAnsi="Arial"/>
+                <w:b w:val="0"/>
+                <w:i w:val="0"/>
+                <w:color w:val="333333"/>
+                <w:sz w:val="20"/>
+              </w:rPr>
+              <w:t>Be clear about which wipe scenario applies to your BYOD program. Employees need to understand this before they enroll a personal device. If you use containerized MDM, emphasize that personal data is safe — it reduces pushback significantly.</w:t>
+            </w:r>
+          </w:p>
+        </w:tc>
+      </w:tr>
+    </w:tbl>
     <w:p>
       <w:pPr>
-        <w:spacing w:before="120" w:after="120"/>
-        <w:ind w:left="360"/>
+        <w:spacing w:before="40" w:after="40"/>
       </w:pPr>
-      <w:r>
-        <w:rPr>
-          <w:rFonts w:ascii="Arial" w:hAnsi="Arial"/>
-          <w:b w:val="0"/>
-          <w:i/>
-          <w:color w:val="666666"/>
-          <w:sz w:val="20"/>
-        </w:rPr>
-      </w:r>
-      <w:r>
-        <w:rPr>
-          <w:rFonts w:ascii="Arial" w:hAnsi="Arial"/>
-          <w:b/>
-          <w:i w:val="0"/>
-          <w:color w:val="666666"/>
-          <w:sz w:val="20"/>
-        </w:rPr>
-        <w:t>Firms:</w:t>
-      </w:r>
-      <w:r>
-        <w:rPr>
-          <w:rFonts w:ascii="Arial" w:hAnsi="Arial"/>
-          <w:b w:val="0"/>
-          <w:i/>
-          <w:color w:val="666666"/>
-          <w:sz w:val="20"/>
-        </w:rPr>
-        <w:t xml:space="preserve"> Be clear about which wipe scenario applies to your BYOD program. Employees need to understand this before they enroll a personal device. If you use containerized MDM, emphasize that personal data is safe — it reduces pushback significantly.</w:t>
-      </w:r>
     </w:p>
     <w:p>
       <w:pPr>

--- a/policies/aec/BYOD-Policy-AEC.docx
+++ b/policies/aec/BYOD-Policy-AEC.docx
@@ -520,7 +520,7 @@
         <w:pStyle w:val="Heading3"/>
       </w:pPr>
       <w:r>
-        <w:t>4.1 — Laptops and Tablets</w:t>
+        <w:t>4.1 Laptops and Tablets</w:t>
       </w:r>
     </w:p>
     <w:p>
@@ -738,7 +738,7 @@
         <w:pStyle w:val="Heading3"/>
       </w:pPr>
       <w:r>
-        <w:t>4.2 — Phones</w:t>
+        <w:t>4.2 Phones</w:t>
       </w:r>
     </w:p>
     <w:p>
@@ -920,7 +920,7 @@
         <w:pStyle w:val="Heading3"/>
       </w:pPr>
       <w:r>
-        <w:t>4.3 — Device Management</w:t>
+        <w:t>4.3 Device Management</w:t>
       </w:r>
     </w:p>
     <w:tbl>
@@ -1138,7 +1138,7 @@
         <w:pStyle w:val="Heading3"/>
       </w:pPr>
       <w:r>
-        <w:t>5.1 — Allowed</w:t>
+        <w:t>5.1 Allowed</w:t>
       </w:r>
     </w:p>
     <w:p>
@@ -1226,7 +1226,7 @@
         <w:pStyle w:val="Heading3"/>
       </w:pPr>
       <w:r>
-        <w:t>5.2 — Not Allowed</w:t>
+        <w:t>5.2 Not Allowed</w:t>
       </w:r>
     </w:p>
     <w:p>
@@ -1330,7 +1330,7 @@
         <w:pStyle w:val="Heading3"/>
       </w:pPr>
       <w:r>
-        <w:t>5.3 — AEC-Specific Considerations</w:t>
+        <w:t>5.3 AEC-Specific Considerations</w:t>
       </w:r>
     </w:p>
     <w:p>
